--- a/evaluacion-integrativa-2026/2026_Situacion_de_Enfermeria_N3.docx
+++ b/evaluacion-integrativa-2026/2026_Situacion_de_Enfermeria_N3.docx
@@ -140,7 +140,7 @@
         <w:rPr>
           <w:rtl w:val="0"/>
         </w:rPr>
-        <w:t xml:space="preserve">La esposa del paciente refiere, visiblemente sobrecargada, una adherencia terapéutica y nutricional casi nula, agravada desde su jubilación. Describiría un cambio conductual severo, con un marcado ánimo depresivo, irritabilidad y un aislamiento social progresivo que él maneja incrementando su consumo de tabaco. Ella habría notado síntomas insidiosos semanas antes del cuadro agudo, como fatiga y tos, que el paciente minimizó. Finalmente, revelaría la tensión económica que dificulta el tratamiento y la fragilidad de su red de apoyo, situándola a ella como única cuidadora.</w:t>
+        <w:t xml:space="preserve">La esposa del paciente refiere, visiblemente sobrecargada, una adherencia terapéutica y nutricional casi nula, agravada desde su jubilación. Describe un cambio conductual severo, con un marcado ánimo depresivo, irritabilidad y un aislamiento social progresivo que él maneja incrementando su consumo de tabaco. Ella notó síntomas insidiosos semanas antes del cuadro agudo, como fatiga y tos, que el paciente minimizó. Finalmente, relata la tensión económica que dificulta el tratamiento y la fragilidad de su red de apoyo, situándola a ella como única cuidadora.</w:t>
       </w:r>
     </w:p>
     <w:p>
@@ -260,8 +260,6 @@
           <w:rtl w:val="0"/>
         </w:rPr>
         <w:t xml:space="preserve">Peso: 100 kg — Talla: 1.69 m — IMC: 35</w:t>
-        <w:br w:type="textWrapping"/>
-        <w:t xml:space="preserve"> HGT: 176 mg/dL</w:t>
       </w:r>
     </w:p>
     <w:p>
@@ -358,7 +356,7 @@
         <w:rPr>
           <w:rtl w:val="0"/>
         </w:rPr>
-        <w:t xml:space="preserve">Gasometría (FiO₂ 0.21): pH 7.30 / PaCO₂ 54 / PaO₂ 68 / HCO₃⁻ 21 / SatO₂ 89%</w:t>
+        <w:t xml:space="preserve">Gasometría (FiO₂ 0.21): pH 7.30 / PaCO₂ 54 / PaO₂ 52 / HCO₃⁻ 26 / SatO₂ 85%</w:t>
       </w:r>
     </w:p>
     <w:p>
@@ -550,6 +548,8 @@
         <w:t xml:space="preserve">-Kinesioterapia respiratoria diaria</w:t>
         <w:br w:type="textWrapping"/>
         <w:t xml:space="preserve">-Control de gases arteriales matinal</w:t>
+        <w:br w:type="textWrapping"/>
+        <w:t xml:space="preserve">-Control de glicemia capilar c/6 h</w:t>
         <w:br w:type="textWrapping"/>
       </w:r>
     </w:p>
